--- a/报告/开题报告PPT文字稿.docx
+++ b/报告/开题报告PPT文字稿.docx
@@ -274,24 +274,24 @@
           <w:sz w:val="24"/>
           <w:szCs w:val="24"/>
         </w:rPr>
-        <w:t xml:space="preserve">结果发现，"SNN更省电"确实是一个被广泛接受的定性结论——比如IBM的TrueNorth芯片，每个突触事件能耗只有26皮焦耳，比传统处理器低了十几万倍。但是，"到底省多少电、换多少准确率"这一量化关系，在公开文献中却缺乏系统的实验数据。</w:t>
-      </w:r>
-    </w:p>
-    <w:p>
-      <w:pPr>
-        <w:spacing w:after="80" w:before="80" w:line="380"/>
-        <w:ind w:firstLine="480"/>
-        <w:jc w:val="both"/>
-      </w:pPr>
-      <w:r>
-        <w:rPr>
-          <w:rFonts w:ascii="Arial" w:eastAsia="Microsoft YaHei" w:hAnsi="Arial"/>
-          <w:b w:val="false"/>
-          <w:bCs w:val="false"/>
-          <w:sz w:val="24"/>
-          <w:szCs w:val="24"/>
-        </w:rPr>
-        <w:t xml:space="preserve">这就是本课题要探索的问题——我想通过软件仿真和硬件电路两个层面的对比，把"SNN更省电"这个定性结论，变成一条量化的"准确率-功耗"关系曲线。</w:t>
+        <w:t xml:space="preserve">结果发现，"SNN更省电"确实是一个被广泛研究的结论——比如IBM的TrueNorth芯片，每个突触事件能耗只有26皮焦耳，比传统处理器低了十几万倍。学术界甚至已有Shen等人2023年的工作质疑这个结论，表明量化ANN在不少设置下能效可与SNN相当。</w:t>
+      </w:r>
+    </w:p>
+    <w:p>
+      <w:pPr>
+        <w:spacing w:after="80" w:before="80" w:line="380"/>
+        <w:ind w:firstLine="480"/>
+        <w:jc w:val="both"/>
+      </w:pPr>
+      <w:r>
+        <w:rPr>
+          <w:rFonts w:ascii="Arial" w:eastAsia="Microsoft YaHei" w:hAnsi="Arial"/>
+          <w:b w:val="false"/>
+          <w:bCs w:val="false"/>
+          <w:sz w:val="24"/>
+          <w:szCs w:val="24"/>
+        </w:rPr>
+        <w:t xml:space="preserve">虽然学术界已有能效对比的框架，但我想通过自己的手——用Python写代码、用Cadence搭电路——亲自验证一下这个结论。本课题定位为"在已有学术框架下的教学级复现性验证"，我想在自建的电路层面，看看SNN到底能省多少功耗，代价是什么。</w:t>
       </w:r>
     </w:p>
     <w:p>
@@ -495,24 +495,58 @@
           <w:sz w:val="30"/>
           <w:szCs w:val="30"/>
         </w:rPr>
-        <w:t xml:space="preserve">【第6页】存在的问题（约45秒）</w:t>
-      </w:r>
-    </w:p>
-    <w:p>
-      <w:pPr>
-        <w:spacing w:after="80" w:before="80" w:line="380"/>
-        <w:ind w:firstLine="480"/>
-        <w:jc w:val="both"/>
-      </w:pPr>
-      <w:r>
-        <w:rPr>
-          <w:rFonts w:ascii="Arial" w:eastAsia="Microsoft YaHei" w:hAnsi="Arial"/>
-          <w:b w:val="false"/>
-          <w:bCs w:val="false"/>
-          <w:sz w:val="24"/>
-          <w:szCs w:val="24"/>
-        </w:rPr>
-        <w:t xml:space="preserve">综合调研，我发现当前研究存在四个问题。第一，将ANN和SNN在硬件电路层面进行定量对比的研究较少；第二，"SNN更省电"是定性结论，量化关系缺乏实验数据——这正是本课题要填补的空白；第三，ANN-to-SNN转换存在精度损失，不同参数选择影响显著；第四，SNN硬件生态尚不成熟，缺乏标准化的设计工具链。</w:t>
+        <w:t xml:space="preserve">【第6页】现有进展与本课题定位（约60秒）</w:t>
+      </w:r>
+    </w:p>
+    <w:p>
+      <w:pPr>
+        <w:spacing w:after="80" w:before="80" w:line="380"/>
+        <w:ind w:firstLine="480"/>
+        <w:jc w:val="both"/>
+      </w:pPr>
+      <w:r>
+        <w:rPr>
+          <w:rFonts w:ascii="Arial" w:eastAsia="Microsoft YaHei" w:hAnsi="Arial"/>
+          <w:b w:val="false"/>
+          <w:bCs w:val="false"/>
+          <w:sz w:val="24"/>
+          <w:szCs w:val="24"/>
+        </w:rPr>
+        <w:t xml:space="preserve">在深入调研后，我需要诚实地说明：SNN与ANN的能效对比研究其实已经相当充分了。Shen等人2023年提出Bit Budget框架，甚至质疑"SNN天然更省电"这个结论，表明量化ANN在不少设置下能效可与SNN相当；Xu等人2024年在神经形态处理器上完成了硬件级实测对比；2025年NeuroBench作为标准化基准发表在Nature Communications上；snnTorch等训练框架也已成熟。</w:t>
+      </w:r>
+    </w:p>
+    <w:p>
+      <w:pPr>
+        <w:spacing w:after="80" w:before="80" w:line="380"/>
+        <w:ind w:firstLine="480"/>
+        <w:jc w:val="both"/>
+      </w:pPr>
+      <w:r>
+        <w:rPr>
+          <w:rFonts w:ascii="Arial" w:eastAsia="Microsoft YaHei" w:hAnsi="Arial"/>
+          <w:b w:val="false"/>
+          <w:bCs w:val="false"/>
+          <w:sz w:val="24"/>
+          <w:szCs w:val="24"/>
+        </w:rPr>
+        <w:t xml:space="preserve">所以本课题不声称填补研究空白。我的定位是"在已有学术框架下的教学级复现性验证"。具体来说有四个窄缝：第一，现有对比多针对专用芯片，在课题组可获取的SMIC 0.18μm工艺下针对MLP的晶体管级复现案例较少；第二，准确率-能耗关系已有理论框架，但软件准确率与自建电路实测功耗对应的完整教学案例仍稀缺；第三，ANN-to-SNN转换的精度损失是经典已解问题，我直接应用标准方法，关注的是自建电路上的表现；第四，NeuroBench面向系统级评测，晶体管级的完整教学设计案例仍稀缺，本课题可作参考。</w:t>
+      </w:r>
+    </w:p>
+    <w:p>
+      <w:pPr>
+        <w:spacing w:after="80" w:before="80" w:line="380"/>
+        <w:ind w:firstLine="480"/>
+        <w:jc w:val="both"/>
+      </w:pPr>
+      <w:r>
+        <w:rPr>
+          <w:rFonts w:ascii="Arial" w:eastAsia="Microsoft YaHei" w:hAnsi="Arial"/>
+          <w:b w:val="false"/>
+          <w:bCs w:val="false"/>
+          <w:sz w:val="24"/>
+          <w:szCs w:val="24"/>
+        </w:rPr>
+        <w:t xml:space="preserve">这个定位可能不够"高大上"，但它是诚实的——我想通过自己的实验，在自建电路层面验证已有的学术结论。</w:t>
       </w:r>
     </w:p>
     <w:p>
@@ -818,7 +852,7 @@
           <w:sz w:val="24"/>
           <w:szCs w:val="24"/>
         </w:rPr>
-        <w:t xml:space="preserve">创新点有四个：第一，首次在本课题组实现IF脉冲神经元的数字电路，往届课题都聚焦ANN的乘法器电路；第二，在硬件电路层面对比ANN-MAC和SNN-IF，使结论具有电路级说服力；第三，拟合出准确率-功耗的定量trade-off曲线，这是本课题的最终结论和核心贡献；第四，IF电路采用两阶段递进实现，降低技术风险。</w:t>
+        <w:t xml:space="preserve">关于创新点，我需要诚实说明：本课题是高中生科创项目，不声称在学术研究上取得突破性创新。以下实践创新点主要指在课题组教学范围内的拓展价值：第一，首次在本课题组实现IF脉冲神经元的数字电路；第二，在SMIC 0.18μm工艺下完成晶体管级电路对比，为教学场景补充可复现案例；第三，在已有理论框架启发下，通过自建电路实测功耗拟合准确率-功耗关系，作为学习实践中的实证验证；第四，IF电路采用两阶段递进实现，降低技术风险。</w:t>
       </w:r>
     </w:p>
     <w:p>
@@ -920,7 +954,7 @@
           <w:sz w:val="24"/>
           <w:szCs w:val="24"/>
         </w:rPr>
-        <w:t xml:space="preserve">以上就是我的开题报告。这个课题虽然不一定有多大的科研突破，但它源于我在课堂上的一个真实好奇心，我希望能通过自己的实验，把"SNN更省电"这个定性结论变成一条量化的曲线。感谢各位老师聆听，敬请批评指正！</w:t>
+        <w:t xml:space="preserve">以上就是我的开题报告。这个课题源于我在课堂上的一个真实好奇心。我不声称填补学术空白，但我想通过自己的实验——从写代码到搭电路——亲自验证"SNN更省电"这个结论，在学习过程中真正理解类脑计算的原理。感谢各位老师聆听，敬请批评指正！</w:t>
       </w:r>
     </w:p>
     <w:p>

--- a/报告/开题报告PPT文字稿.docx
+++ b/报告/开题报告PPT文字稿.docx
@@ -155,7 +155,7 @@
           <w:sz w:val="24"/>
           <w:szCs w:val="24"/>
         </w:rPr>
-        <w:t xml:space="preserve">我的汇报内容包括：课题来源、研究目的和意义、国内外研究现状与存在的问题、研究内容和关键问题、研究方法与技术路线、预期成果和创新点，以及研究进度安排。</w:t>
+        <w:t xml:space="preserve">我的汇报内容包括：课题来源、研究目的和意义、国内外研究现状与本课题定位、研究内容和关键问题、研究方法与技术路线、预期成果和实践创新点，以及研究进度安排。</w:t>
       </w:r>
     </w:p>
     <w:p>
@@ -359,7 +359,7 @@
           <w:sz w:val="24"/>
           <w:szCs w:val="24"/>
         </w:rPr>
-        <w:t xml:space="preserve">这个课题的意义有三点：一是定量分析，把定性结论变成量化模型；二是软硬结合，横跨Python软件仿真和Cadence硬件设计两个领域；三是紧扣类脑主题，从硬件电路层面研究SNN的优势与代价。</w:t>
+        <w:t xml:space="preserve">这个课题的意义有三点：一是实证验证，通过自建电路实测功耗验证"SNN更省电"这一课堂结论，加深对类脑计算原理的理解；二是软硬结合，横跨Python软件仿真和Cadence硬件设计两个领域；三是紧扣类脑主题，从硬件电路层面研究SNN的优势与代价。</w:t>
       </w:r>
     </w:p>
     <w:p>
@@ -461,7 +461,7 @@
           <w:sz w:val="24"/>
           <w:szCs w:val="24"/>
         </w:rPr>
-        <w:t xml:space="preserve">在ANN-to-SNN转换方法方面，Cao等人2015年首次系统性地将深度网络转换为SNN，Diehl和Cook同年提出权重归一化方法使SNN在MNIST上达到99%精度，Rueckauer等人2017年将转换方法推广到更深的网络。这些工作为本课题提供了方法论基础。</w:t>
+        <w:t xml:space="preserve">在ANN-to-SNN转换方法方面，Cao等人2015年首次系统性地将深度网络转换为SNN，Diehl和Cook同年提出基于STDP的无监督学习方法使SNN在MNIST上达到约95%精度，Rueckauer等人2017年将转换方法推广到更深的网络。这些工作为本课题提供了方法论基础。</w:t>
       </w:r>
     </w:p>
     <w:p>
@@ -767,7 +767,7 @@
           <w:sz w:val="24"/>
           <w:szCs w:val="24"/>
         </w:rPr>
-        <w:t xml:space="preserve">右边是SNN-IF脉冲神经元：信息用离散脉冲表示，核心运算是脉冲累加和阈值触发，不需要乘法器——用MUX就能代替，能省掉大约75%的晶体管。更重要的是，SNN是事件驱动的，只有收到脉冲时才运算，脉冲稀疏时功耗自然就低。</w:t>
+        <w:t xml:space="preserve">右边是SNN-IF脉冲神经元：信息用离散脉冲表示，核心运算是脉冲累加和阈值触发，不需要乘法器——用MUX就能代替，能显著降低硬件资源开销。更重要的是，SNN是事件驱动的，只有收到脉冲时才运算，脉冲稀疏时功耗自然就低。</w:t>
       </w:r>
     </w:p>
     <w:p>

--- a/报告/开题报告PPT文字稿.docx
+++ b/报告/开题报告PPT文字稿.docx
@@ -274,7 +274,7 @@
           <w:sz w:val="24"/>
           <w:szCs w:val="24"/>
         </w:rPr>
-        <w:t xml:space="preserve">结果发现，"SNN更省电"确实是一个被广泛研究的结论——比如IBM的TrueNorth芯片，每个突触事件能耗只有26皮焦耳，比传统处理器低了十几万倍。学术界甚至已有Shen等人2023年的工作质疑这个结论，表明量化ANN在不少设置下能效可与SNN相当。</w:t>
+        <w:t xml:space="preserve">结果发现，"SNN更省电"确实是一个被广泛研究的结论——比如IBM的TrueNorth芯片，每个突触事件能耗只有26皮焦耳，比传统处理器低了十几万倍。学术界甚至已有沈国彬等人2023年的工作质疑这个结论，表明量化ANN在不少设置下能效可与SNN相当。</w:t>
       </w:r>
     </w:p>
     <w:p>
@@ -461,7 +461,7 @@
           <w:sz w:val="24"/>
           <w:szCs w:val="24"/>
         </w:rPr>
-        <w:t xml:space="preserve">在ANN-to-SNN转换方法方面，Cao等人2015年首次系统性地将深度网络转换为SNN，Diehl和Cook同年提出基于STDP的无监督学习方法使SNN在MNIST上达到约95%精度，Rueckauer等人2017年将转换方法推广到更深的网络。这些工作为本课题提供了方法论基础。</w:t>
+        <w:t xml:space="preserve">在ANN-to-SNN转换方法方面，曹宇等人2015年首次系统性地将深度网络转换为SNN，迪尔和库克同年提出基于STDP的无监督学习方法使SNN在MNIST上达到约95%精度，鲁考尔等人2017年将转换方法推广到更深的网络。这些工作为本课题提供了方法论基础。</w:t>
       </w:r>
     </w:p>
     <w:p>
@@ -512,7 +512,7 @@
           <w:sz w:val="24"/>
           <w:szCs w:val="24"/>
         </w:rPr>
-        <w:t xml:space="preserve">在深入调研后，我需要诚实地说明：SNN与ANN的能效对比研究其实已经相当充分了。Shen等人2023年提出Bit Budget框架，甚至质疑"SNN天然更省电"这个结论，表明量化ANN在不少设置下能效可与SNN相当；Xu等人2024年在神经形态处理器上完成了硬件级实测对比；2025年NeuroBench作为标准化基准发表在Nature Communications上；snnTorch等训练框架也已成熟。</w:t>
+        <w:t xml:space="preserve">在深入调研后，我需要诚实地说明：SNN与ANN的能效对比研究其实已经相当充分了。沈国彬等人2023年提出Bit Budget框架，甚至质疑"SNN天然更省电"这个结论，表明量化ANN在不少设置下能效可与SNN相当；徐阳等人2024年在神经形态处理器上完成了硬件级实测对比；2025年NeuroBench作为标准化基准发表在Nature Communications上；snnTorch等训练框架也已成熟。</w:t>
       </w:r>
     </w:p>
     <w:p>
@@ -784,7 +784,7 @@
           <w:sz w:val="24"/>
           <w:szCs w:val="24"/>
         </w:rPr>
-        <w:t xml:space="preserve">IF神经元模型的核心公式很简单：膜电位等于上一时刻的膜电位加上输入电流，当膜电位达到阈值就发放脉冲并复位。这个模型最早由法国神经生理学家Lapicque在1907年提出，至今仍是SNN硬件实现中最常用的模型之一。</w:t>
+        <w:t xml:space="preserve">IF神经元模型的核心公式很简单：膜电位等于上一时刻的膜电位加上输入电流，当膜电位达到阈值就发放脉冲并复位。这个模型最早由法国神经生理学家拉皮克（Lapicque）在1907年提出，至今仍是SNN硬件实现中最常用的模型之一。</w:t>
       </w:r>
     </w:p>
     <w:p>
